--- a/az/discovery-articles/6.9 Axtarış sistemləri.docx
+++ b/az/discovery-articles/6.9 Axtarış sistemləri.docx
@@ -4,549 +4,363 @@
   <w:body>
     <w:p>
       <w:pPr>
-        <w:keepNext/>
-        <w:spacing w:before="280" w:after="120"/>
+        <w:pStyle w:val="Title"/>
+        <w:widowControl/>
       </w:pPr>
       <w:r>
-        <w:rPr>
-          <w:rFonts w:ascii="Calibri" w:hAnsi="Calibri" w:eastAsia="Calibri"/>
-          <w:b/>
-          <w:i w:val="0"/>
-          <w:color w:val="004E8C"/>
-          <w:sz w:val="44"/>
-        </w:rPr>
         <w:t>6.9 Axtarış sistemləri</w:t>
       </w:r>
     </w:p>
     <w:p>
       <w:pPr>
-        <w:spacing w:after="80"/>
+        <w:keepNext/>
+        <w:widowControl/>
       </w:pPr>
       <w:r>
         <w:rPr>
-          <w:rFonts w:ascii="Calibri" w:hAnsi="Calibri" w:eastAsia="Calibri"/>
-          <w:b w:val="0"/>
-          <w:i/>
-          <w:color w:val="505050"/>
-          <w:sz w:val="22"/>
+          <w:sz w:val="20"/>
         </w:rPr>
-        <w:t>6. Rəqəmsal texnologiyalar, kosmos və rabitə</w:t>
-      </w:r>
-    </w:p>
-    <w:p>
-      <w:pPr>
-        <w:spacing w:after="200"/>
-      </w:pPr>
-      <w:r>
-        <w:rPr>
-          <w:rFonts w:ascii="Calibri" w:hAnsi="Calibri" w:eastAsia="Calibri"/>
-          <w:b w:val="0"/>
-          <w:i/>
-          <w:sz w:val="22"/>
-        </w:rPr>
-        <w:t>Dövr: 1990-cı il (Archie); 1990-cı illərin ortaları (vebi avtomatik araşdıran sistemlər); 1998-ci il (Google-un yaradılması) | Əsas simalar: Alan Emtage (Archie, 1990); Larri Peyc və Sergey Brin (Google, 1998)</w:t>
-      </w:r>
-    </w:p>
-    <w:p>
-      <w:pPr>
-        <w:spacing w:after="160" w:line="276" w:lineRule="auto"/>
-      </w:pPr>
-      <w:r>
-        <w:rPr>
-          <w:rFonts w:ascii="Calibri" w:hAnsi="Calibri" w:eastAsia="Calibri"/>
-          <w:b w:val="0"/>
-          <w:i w:val="0"/>
-          <w:sz w:val="22"/>
-        </w:rPr>
-        <w:t>Axtarış sistemi veb-səhifələri avtomatik araşdırır, indeksləşdirir və istifadəçinin sorğusuna uyğun nəticələri sıralayır. Bu texnologiya sürətlə böyüyən veb-məkanda lazım olan məlumatı tapmağı mümkün etdi.</w:t>
+        <w:t>6 Rəqəmsal texnologiyalar kosmos və rabitə</w:t>
       </w:r>
     </w:p>
     <w:p>
       <w:pPr>
         <w:keepNext/>
-        <w:spacing w:before="240" w:after="120"/>
+        <w:widowControl/>
       </w:pPr>
       <w:r>
         <w:rPr>
-          <w:rFonts w:ascii="Calibri" w:hAnsi="Calibri" w:eastAsia="Calibri"/>
-          <w:b/>
-          <w:i w:val="0"/>
-          <w:color w:val="004E8C"/>
-          <w:sz w:val="28"/>
+          <w:sz w:val="20"/>
         </w:rPr>
-        <w:t>Əsas faktlar</w:t>
+        <w:t>Dövr: 1990 (Archie); 1990-cı illərin ortaları (səhifələri avtomatik gəzən sistemlər); 1998 (Google-un yaradılması) | Əsas şəxslər: Alan Emtic (Archie, 1990); Larri Peyc və Sergey Brin (Google, 1998)</w:t>
+      </w:r>
+    </w:p>
+    <w:p>
+      <w:pPr>
+        <w:widowControl/>
+      </w:pPr>
+      <w:r>
+        <w:t>Axtarış sistemi sorğuya uyğun veb səhifələri tapıb sıralayır. O, oxuyub bitirmək mümkün olmayan sayt axınını bir cümlə ilə sual verə bildiyimiz mənbəyə çevirdi.</w:t>
+      </w:r>
+    </w:p>
+    <w:p>
+      <w:pPr>
+        <w:pStyle w:val="Heading1"/>
+        <w:widowControl/>
+      </w:pPr>
+      <w:r>
+        <w:t>Əsas məlumatlar</w:t>
       </w:r>
     </w:p>
     <w:p>
       <w:pPr>
         <w:pStyle w:val="ListBullet"/>
+        <w:widowControl/>
       </w:pPr>
       <w:r>
-        <w:rPr>
-          <w:rFonts w:ascii="Calibri" w:hAnsi="Calibri" w:eastAsia="Calibri"/>
-          <w:b w:val="0"/>
-          <w:i w:val="0"/>
-          <w:sz w:val="22"/>
-        </w:rPr>
-        <w:t>İlk vasitələr arasında Archie (1990), sonralar isə AltaVista kimi avtomatik yaradılan indekslər var idi</w:t>
+        <w:t>İlk vasitələrə Archie (1990), sonrakı avtomatik indekslərə isə AltaVista daxil idi.</w:t>
       </w:r>
     </w:p>
     <w:p>
       <w:pPr>
         <w:pStyle w:val="ListBullet"/>
+        <w:widowControl/>
       </w:pPr>
       <w:r>
-        <w:rPr>
-          <w:rFonts w:ascii="Calibri" w:hAnsi="Calibri" w:eastAsia="Calibri"/>
-          <w:b w:val="0"/>
-          <w:i w:val="0"/>
-          <w:sz w:val="22"/>
-        </w:rPr>
-        <w:t>Larri Peyc və Sergey Brin 1990-cı illərin sonlarında Stanford Universitetində PageRank alqoritmini hazırladılar</w:t>
+        <w:t>Larri Peyc və Sergey Brin 1990-cı illərin sonunda Stanfordda PageRank hazırladılar.</w:t>
       </w:r>
     </w:p>
     <w:p>
       <w:pPr>
         <w:pStyle w:val="ListBullet"/>
+        <w:widowControl/>
       </w:pPr>
       <w:r>
-        <w:rPr>
-          <w:rFonts w:ascii="Calibri" w:hAnsi="Calibri" w:eastAsia="Calibri"/>
-          <w:b w:val="0"/>
-          <w:i w:val="0"/>
-          <w:sz w:val="22"/>
-        </w:rPr>
-        <w:t>Google 1998-ci ildə fəaliyyətə başladı və uyğun nəticələrin tapılmasını kütləvi xidmətə çevirdi</w:t>
+        <w:t>Google 1998-ci ildə fəaliyyətə başladı və uyğun nəticə tapmağı kütləvi xidmətə çevirdi.</w:t>
       </w:r>
     </w:p>
     <w:p>
       <w:pPr>
         <w:pStyle w:val="ListBullet"/>
+        <w:widowControl/>
       </w:pPr>
       <w:r>
-        <w:rPr>
-          <w:rFonts w:ascii="Calibri" w:hAnsi="Calibri" w:eastAsia="Calibri"/>
-          <w:b w:val="0"/>
-          <w:i w:val="0"/>
-          <w:sz w:val="22"/>
-        </w:rPr>
-        <w:t>Veb-səhifələri avtomatik araşdıran proqram keçidləri izləyir və səhifələrdəki mətni köçürür</w:t>
+        <w:t>Axtarış robotu keçidləri izləyib səhifə mətnini köçürən proqramdır.</w:t>
       </w:r>
     </w:p>
     <w:p>
       <w:pPr>
         <w:pStyle w:val="ListBullet"/>
+        <w:widowControl/>
       </w:pPr>
       <w:r>
-        <w:rPr>
-          <w:rFonts w:ascii="Calibri" w:hAnsi="Calibri" w:eastAsia="Calibri"/>
-          <w:b w:val="0"/>
-          <w:i w:val="0"/>
-          <w:sz w:val="22"/>
-        </w:rPr>
-        <w:t>Axtarışı faydalı edən təkcə məlumatın saxlanması deyil, nəticələrin düzgün sıralanmasıdır</w:t>
+        <w:t>Axtarışı faydalı edən yalnız saxlama deyil, nəticələri düzgün sıralamaqdır.</w:t>
       </w:r>
     </w:p>
     <w:p>
       <w:pPr>
-        <w:keepNext/>
-        <w:spacing w:before="240" w:after="120"/>
+        <w:pStyle w:val="Heading1"/>
+        <w:widowControl/>
       </w:pPr>
       <w:r>
-        <w:rPr>
-          <w:rFonts w:ascii="Calibri" w:hAnsi="Calibri" w:eastAsia="Calibri"/>
-          <w:b/>
-          <w:i w:val="0"/>
-          <w:color w:val="004E8C"/>
-          <w:sz w:val="28"/>
-        </w:rPr>
-        <w:t>Bu nədir və necə işləyir?</w:t>
+        <w:t>Bu nədir</w:t>
       </w:r>
     </w:p>
     <w:p>
       <w:pPr>
-        <w:spacing w:after="160" w:line="276" w:lineRule="auto"/>
+        <w:widowControl/>
       </w:pPr>
       <w:r>
-        <w:rPr>
-          <w:rFonts w:ascii="Calibri" w:hAnsi="Calibri" w:eastAsia="Calibri"/>
-          <w:b w:val="0"/>
-          <w:i w:val="0"/>
-          <w:sz w:val="22"/>
-        </w:rPr>
-        <w:t>Axtarış sistemi veb-səhifələr haqqında məlumat toplayır, onu nəhəng axtarış cədvəlinə — indeksə — yazır və istifadəçi sorğu daxil etdikdə nəticələri uyğunluq sırası ilə təqdim edir. Bəzən “hörümçək” adlandırılan avtomatik araşdırma proqramı keçidləri izləyərək yeni səhifələri tapır. Sıralama mexanizmi ən faydalı nəticəni ilk sıraya çıxarmağa çalışır. Axtarış sistemi olmasa, veb küçə nişanları olmayan şəhərə bənzəyərdi.</w:t>
+        <w:t>Axtarış sistemi veb səhifələr haqqında məlumat toplayır, indeks — böyük axtarış cədvəli — saxlayır və sorğu yazılanda sıralanmış siyahı qaytarır. Bəzən «hörümçək» adlanan axtarış robotu keçidləri izləyib səhifələri aşkar edən proqramdır. Sıralamanın məqsədi ən faydalı nəticəni əvvələ çıxarmaqdır. Axtarışsız veb küçə göstəriciləri olmayan şəhərə bənzəyir.</w:t>
       </w:r>
     </w:p>
     <w:p>
       <w:pPr>
-        <w:keepNext/>
-        <w:spacing w:before="240" w:after="120"/>
+        <w:pStyle w:val="Heading1"/>
+        <w:widowControl/>
       </w:pPr>
       <w:r>
-        <w:rPr>
-          <w:rFonts w:ascii="Calibri" w:hAnsi="Calibri" w:eastAsia="Calibri"/>
-          <w:b/>
-          <w:i w:val="0"/>
-          <w:color w:val="004E8C"/>
-          <w:sz w:val="28"/>
-        </w:rPr>
-        <w:t>Kim kəşf və ya ixtira edib?</w:t>
+        <w:t>Kim kəşf edib və ya yaradıb</w:t>
       </w:r>
     </w:p>
     <w:p>
       <w:pPr>
-        <w:spacing w:after="160" w:line="276" w:lineRule="auto"/>
+        <w:widowControl/>
       </w:pPr>
       <w:r>
-        <w:rPr>
-          <w:rFonts w:ascii="Calibri" w:hAnsi="Calibri" w:eastAsia="Calibri"/>
-          <w:b w:val="0"/>
-          <w:i w:val="0"/>
-          <w:sz w:val="22"/>
-        </w:rPr>
-        <w:t>Alan Emtage tərəfindən yaradılan Archie (1990) internetin ilk serverlərindəki fayl siyahıları üzrə axtarış aparırdı. Yahoo-nun ilk versiyası kimi əl ilə tərtib edilən kataloqlar saytları mövzulara ayırırdı. AltaVista kimi avtomatik araşdırma sistemləri bütün vebin indeksləşdirilə biləcəyini göstərdi. Stanford Universitetində Larri Peyc və Sergey Brin keçidləri səhifənin əhəmiyyətinə verilmiş səs kimi qəbul edən PageRank alqoritmini hazırladılar və 1998-ci ildə Google-u yaratdılar. Bir çox başqa qrup da rəqib indekslər qurdu. Əsas yenilik təkcə ilk avtomatik araşdırma proqramı deyil, keyfiyyətli sıralamanın sürətlə birləşdirilməsi idi.</w:t>
+        <w:t>Alan Emticin Archie sistemi (1990) ilk internet serverlərindəki fayl siyahılarını axtarırdı. Erkən Yahoo kimi əl ilə hazırlanan kataloqlar saytları mövzuya görə sıralayırdı. AltaVista kimi robot əsaslı sistemlər vebin bütövlükdə indekslənə biləcəyini göstərdi. Stanfordda Larri Peyc və Sergey Brin keçidlərə əhəmiyyət göstəricisi kimi yanaşan PageRank hazırladılar və 1998-ci ildə Google-u qurdular. Başqaları rəqib indekslər yaratdılar. Əsas irəliləyiş təkcə ilk robot deyil, yaxşı sıralama ilə sürətin birləşməsi idi.</w:t>
       </w:r>
     </w:p>
     <w:p>
       <w:pPr>
-        <w:keepNext/>
-        <w:spacing w:before="240" w:after="120"/>
+        <w:pStyle w:val="Heading1"/>
+        <w:widowControl/>
       </w:pPr>
       <w:r>
-        <w:rPr>
-          <w:rFonts w:ascii="Calibri" w:hAnsi="Calibri" w:eastAsia="Calibri"/>
-          <w:b/>
-          <w:i w:val="0"/>
-          <w:color w:val="004E8C"/>
-          <w:sz w:val="28"/>
-        </w:rPr>
-        <w:t>Nə vaxt və necə yaranıb?</w:t>
+        <w:t>Nə vaxt və necə yaranıb</w:t>
       </w:r>
     </w:p>
     <w:p>
       <w:pPr>
-        <w:spacing w:after="160" w:line="276" w:lineRule="auto"/>
+        <w:widowControl/>
       </w:pPr>
       <w:r>
-        <w:rPr>
-          <w:rFonts w:ascii="Calibri" w:hAnsi="Calibri" w:eastAsia="Calibri"/>
-          <w:b w:val="0"/>
-          <w:i w:val="0"/>
-          <w:sz w:val="22"/>
-        </w:rPr>
-        <w:t>1990-cı illərin ortalarında veb o qədər böyümüşdü ki, səhifələri bir-bir nəzərdən keçirmək artıq mümkün deyildi. Universitetlərdə həm bu problem, həm də onu həll etməyə yetəcək kompüterlər var idi. Kütləvi istehsal olunan ucuz kompüterlər və həvəskarların yaratdığı saysız-hesabsız səhifələr avtomatik indeksləşdirməni zəruri etdi. Sonralar reklam gəlirləri istifadəçilərə pulsuz axtarış xidməti göstərilməsini maliyyələşdirdi. 1990-cı illərin sonunda yeni növ şirkətlər — başqalarının məlumatını təşkil edən müəssisələr — yarandı.</w:t>
+        <w:t>1990-cı illərin ortalarında veb səhifə-səhifə gəzmək üçün həddən artıq böyümüşdü. Universitetlərdə həm maşınlar, həm də bu problem vardı. Ucuz standart kompüterlər və həvəskar səhifələrin çoxalması avtomatik indeksləməni zəruri etdi. Sonralar reklam istifadəçilərin pulsuz axtarışını maliyyələşdirdi. 1990-cı illərin sonunda başqalarının məlumatını təşkil edən yeni şirkət növü yarandı.</w:t>
       </w:r>
     </w:p>
     <w:p>
       <w:pPr>
-        <w:keepNext/>
-        <w:spacing w:before="240" w:after="120"/>
+        <w:pStyle w:val="Heading1"/>
+        <w:widowControl/>
       </w:pPr>
       <w:r>
-        <w:rPr>
-          <w:rFonts w:ascii="Calibri" w:hAnsi="Calibri" w:eastAsia="Calibri"/>
-          <w:b/>
-          <w:i w:val="0"/>
-          <w:color w:val="004E8C"/>
-          <w:sz w:val="28"/>
-        </w:rPr>
-        <w:t>Elmi əhəmiyyəti</w:t>
+        <w:t>Elm üçün əhəmiyyəti</w:t>
       </w:r>
     </w:p>
     <w:p>
       <w:pPr>
-        <w:spacing w:after="160" w:line="276" w:lineRule="auto"/>
+        <w:widowControl/>
       </w:pPr>
       <w:r>
-        <w:rPr>
-          <w:rFonts w:ascii="Calibri" w:hAnsi="Calibri" w:eastAsia="Calibri"/>
-          <w:b w:val="0"/>
-          <w:i w:val="0"/>
-          <w:sz w:val="22"/>
-        </w:rPr>
-        <w:t>Axtarış sistemlərində informasiya axtarışı, dilçilik və sonrakı dövrdə maşın öyrənməsi praktik şəkildə birləşir. Bu sahə çətin suallar doğurdu: nəticənin sorğuya uyğunluğu necə müəyyən edilir? Spamla necə mübarizə aparmaq olar? Müxtəlif dillərə və adlara necə ədalətli yanaşmaq lazımdır? Axtarış texnologiyası vebin özünü də ölçülə bilən tədqiqat obyektinə çevirdi. İndeks insanların daim dəyişən fikir və ifadələrinin xəritəsidir.</w:t>
+        <w:t>Axtarış informasiya axtarışının, dilçiliyin və sonralar maşın öyrənməsinin tətbiqidir. Çətin suallar doğurdu: uyğun nəticə nədir, spamla necə mübarizə aparmalı, dillərə və adlara necə ədalətli yanaşmalı? Vebin özünü ölçülən tədqiqat obyektinə çevirdi. İndeks insan ifadəsinin daim dəyişən xəritəsidir.</w:t>
       </w:r>
     </w:p>
     <w:p>
       <w:pPr>
-        <w:keepNext/>
-        <w:spacing w:before="240" w:after="120"/>
+        <w:pStyle w:val="Heading1"/>
+        <w:widowControl/>
       </w:pPr>
       <w:r>
-        <w:rPr>
-          <w:rFonts w:ascii="Calibri" w:hAnsi="Calibri" w:eastAsia="Calibri"/>
-          <w:b/>
-          <w:i w:val="0"/>
-          <w:color w:val="004E8C"/>
-          <w:sz w:val="28"/>
-        </w:rPr>
         <w:t>Sonrakı inkişafa təsiri</w:t>
       </w:r>
     </w:p>
     <w:p>
       <w:pPr>
-        <w:spacing w:after="160" w:line="276" w:lineRule="auto"/>
+        <w:widowControl/>
       </w:pPr>
       <w:r>
-        <w:rPr>
-          <w:rFonts w:ascii="Calibri" w:hAnsi="Calibri" w:eastAsia="Calibri"/>
-          <w:b w:val="0"/>
-          <w:i w:val="0"/>
-          <w:sz w:val="22"/>
-        </w:rPr>
-        <w:t>İxtisaslaşmış axtarış xidmətləri, xəritələr, elmi nəşr indeksləri və süni intellektin hazırladığı cavablar bu inkişafın davamıdır. Axtarış sistemləri üçün optimallaşdırma hansı məzmunu dərc etməyin gəlirli olduğunu da formalaşdırdı. Nəticələrin sırası seçkilərə, sağlamlıqla bağlı qərarlara və insanların nüfuzuna təsir göstərə bilər. Ünvan sətri və axtarış xanaları insanlara vebə sanki hər şeyi bilən bir mənbəyə sual verirmiş kimi müraciət etməyi öyrətdi.</w:t>
+        <w:t>İxtisaslaşmış axtarış, xəritələr, elmi indekslər və süni intellektin yaratdığı cavablar bu inkişafın davamıdır. Axtarış sistemləri üçün optimallaşdırma vasitəsilə axtarış hansı məzmunun nəşrinin sərfəli olduğunu formalaşdırdı. Nəticələr seçkilərə, sağlamlıq seçimlərinə və nüfuza təsir edə bilər. Ünvan sətri və axtarış qutusu insanlara vebə hər şeyi bilən məsləhətçi kimi sual verməyi öyrətdi.</w:t>
       </w:r>
     </w:p>
     <w:p>
       <w:pPr>
-        <w:keepNext/>
-        <w:spacing w:before="240" w:after="120"/>
+        <w:pStyle w:val="Heading1"/>
+        <w:widowControl/>
       </w:pPr>
       <w:r>
-        <w:rPr>
-          <w:rFonts w:ascii="Calibri" w:hAnsi="Calibri" w:eastAsia="Calibri"/>
-          <w:b/>
-          <w:i w:val="0"/>
-          <w:color w:val="004E8C"/>
-          <w:sz w:val="28"/>
-        </w:rPr>
-        <w:t>İnsan həyatını necə dəyişdi?</w:t>
+        <w:t>İnsan həyatını necə dəyişib</w:t>
       </w:r>
     </w:p>
     <w:p>
       <w:pPr>
-        <w:spacing w:after="160" w:line="276" w:lineRule="auto"/>
+        <w:widowControl/>
       </w:pPr>
       <w:r>
-        <w:rPr>
-          <w:rFonts w:ascii="Calibri" w:hAnsi="Calibri" w:eastAsia="Calibri"/>
-          <w:b w:val="0"/>
-          <w:i w:val="0"/>
-          <w:sz w:val="22"/>
-        </w:rPr>
-        <w:t>Faktları, yerləri və işlərin necə görüldüyünü bir anda öyrənmək gündəlik həyatın adi hissəsinə çevrildi. Ev tapşırıqlarının hazırlanması, insanların sağlamlıq əlamətlərini özləri araşdırması və kiçik bizneslərin fəaliyyəti dəyişdi. Bununla yanaşı, insanlar yaddaşlarının bir hissəsini axtarış sistemlərinə həvalə etdilər və yalnız əvvəlki baxışlarını təsdiqləyən məlumat mühitləri ilə üzləşdilər. Cəmiyyət vaxtilə kitabxana kataloqlarını necə müzakirə edirdisə, indi də nəticələrin sıralanmasını eləcə müzakirə edir. Məlumatı tapmaq hakimiyyət vasitəsidir və axtarış sistemləri bu gücün böyük hissəsinə malikdir.</w:t>
+        <w:t>Gündəlik həyat faktları, yerləri və bir işi necə görməyi dərhal tapmaq imkanı qazandı. Ev tapşırığı, sağlamlığı özbaşına yoxlama və kiçik biznesin yaşaması dəyişdi. İnsanlar yaddaş işinin bir hissəsini sistemə ötürdülər və yalnız öz baxışlarına uyğun məlumat gördükləri «filtr qabarcıqları» ilə qarşılaşdılar. Cəmiyyət əvvəllər kitabxana kataloqlarını müzakirə etdiyi kimi indi sıralamanı müzakirə edir. Tapmağı idarə etmək təsir gücüdür və axtarış sistemlərində bu güc çoxdur.</w:t>
       </w:r>
     </w:p>
     <w:p>
       <w:pPr>
-        <w:keepNext/>
-        <w:spacing w:before="240" w:after="120"/>
+        <w:pStyle w:val="Heading1"/>
+        <w:widowControl/>
       </w:pPr>
       <w:r>
-        <w:rPr>
-          <w:rFonts w:ascii="Calibri" w:hAnsi="Calibri" w:eastAsia="Calibri"/>
-          <w:b/>
-          <w:i w:val="0"/>
-          <w:color w:val="004E8C"/>
-          <w:sz w:val="28"/>
-        </w:rPr>
         <w:t>Mənbələr və istinadlar</w:t>
       </w:r>
     </w:p>
     <w:p>
       <w:pPr>
-        <w:keepNext/>
-        <w:spacing w:before="240" w:after="120"/>
+        <w:pStyle w:val="Heading2"/>
+        <w:widowControl/>
       </w:pPr>
       <w:r>
         <w:rPr>
-          <w:rFonts w:ascii="Calibri" w:hAnsi="Calibri" w:eastAsia="Calibri"/>
-          <w:b/>
-          <w:i w:val="0"/>
-          <w:color w:val="004E8C"/>
-          <w:sz w:val="24"/>
+          <w:sz w:val="20"/>
         </w:rPr>
-        <w:t>B. Resenziyalı elmi məqalələr və ilkin elmi əsərlər</w:t>
+        <w:t>B Rəy verilmiş məqalələr və orijinal elmi işlər</w:t>
       </w:r>
     </w:p>
     <w:p>
       <w:pPr>
-        <w:spacing w:after="80"/>
-        <w:ind w:left="360"/>
+        <w:widowControl/>
       </w:pPr>
       <w:r>
         <w:rPr>
-          <w:rFonts w:ascii="Calibri" w:hAnsi="Calibri" w:eastAsia="Calibri"/>
-          <w:b w:val="0"/>
-          <w:i w:val="0"/>
-          <w:sz w:val="22"/>
+          <w:sz w:val="20"/>
         </w:rPr>
-        <w:t>1. Brin, Sergey və Lawrence Page. “The Anatomy of a Large-Scale Hypertextual Web Search Engine” (“İrimiqyaslı hiper-mətn veb-axtarış sisteminin quruluşu”). Stanford Infolab texniki hesabatı / WWW7, 1998.</w:t>
-      </w:r>
-      <w:r>
-        <w:rPr>
-          <w:rFonts w:ascii="Calibri" w:hAnsi="Calibri" w:eastAsia="Calibri"/>
-          <w:b w:val="0"/>
-          <w:i w:val="0"/>
-          <w:sz w:val="22"/>
-        </w:rPr>
-        <w:t xml:space="preserve"> </w:t>
+        <w:t xml:space="preserve">1. Brin, Sergey, and Lawrence Page. 'The Anatomy of a Large-Scale Hypertextual Web Search Engine.' Stanford Infolab technical report / WWW7, 1998. </w:t>
       </w:r>
       <w:hyperlink r:id="rId9">
         <w:r>
           <w:rPr>
-            <w:rFonts w:ascii="Calibri" w:hAnsi="Calibri" w:eastAsia="Calibri"/>
-            <w:b w:val="0"/>
-            <w:i w:val="0"/>
-            <w:sz w:val="22"/>
-            <w:color w:val="0563C1"/>
-            <w:u w:val="single"/>
+            <w:sz w:val="20"/>
           </w:rPr>
           <w:t>http://infolab.stanford.edu/~backrub/google.html</w:t>
         </w:r>
       </w:hyperlink>
-    </w:p>
-    <w:p>
-      <w:pPr>
-        <w:keepNext/>
-        <w:spacing w:before="240" w:after="120"/>
-      </w:pPr>
       <w:r>
         <w:rPr>
-          <w:rFonts w:ascii="Calibri" w:hAnsi="Calibri" w:eastAsia="Calibri"/>
-          <w:b/>
-          <w:i w:val="0"/>
-          <w:color w:val="004E8C"/>
-          <w:sz w:val="24"/>
+          <w:sz w:val="20"/>
         </w:rPr>
-        <w:t>C. Təşkilatların materialları və ensiklopedik mənbələr</w:t>
       </w:r>
     </w:p>
     <w:p>
       <w:pPr>
-        <w:spacing w:after="80"/>
-        <w:ind w:left="360"/>
+        <w:pStyle w:val="Heading2"/>
+        <w:widowControl/>
       </w:pPr>
       <w:r>
         <w:rPr>
-          <w:rFonts w:ascii="Calibri" w:hAnsi="Calibri" w:eastAsia="Calibri"/>
-          <w:b w:val="0"/>
-          <w:i w:val="0"/>
-          <w:sz w:val="22"/>
+          <w:sz w:val="20"/>
         </w:rPr>
-        <w:t>1. Encyclopaedia Britannica. “Search engine” (“Axtarış sistemi”).</w:t>
+        <w:t>C Qurumların materialları və ensiklopedik mənbələr</w:t>
       </w:r>
+    </w:p>
+    <w:p>
+      <w:pPr>
+        <w:widowControl/>
+      </w:pPr>
       <w:r>
         <w:rPr>
-          <w:rFonts w:ascii="Calibri" w:hAnsi="Calibri" w:eastAsia="Calibri"/>
-          <w:b w:val="0"/>
-          <w:i w:val="0"/>
-          <w:sz w:val="22"/>
+          <w:sz w:val="20"/>
         </w:rPr>
-        <w:t xml:space="preserve"> </w:t>
+        <w:t xml:space="preserve">1. Encyclopaedia Britannica. 'Search engine.' </w:t>
       </w:r>
       <w:hyperlink r:id="rId10">
         <w:r>
           <w:rPr>
-            <w:rFonts w:ascii="Calibri" w:hAnsi="Calibri" w:eastAsia="Calibri"/>
-            <w:b w:val="0"/>
-            <w:i w:val="0"/>
-            <w:sz w:val="22"/>
-            <w:color w:val="0563C1"/>
-            <w:u w:val="single"/>
+            <w:sz w:val="20"/>
           </w:rPr>
           <w:t>https://www.britannica.com/technology/search-engine</w:t>
         </w:r>
       </w:hyperlink>
+      <w:r>
+        <w:rPr>
+          <w:sz w:val="20"/>
+        </w:rPr>
+      </w:r>
     </w:p>
     <w:p>
       <w:pPr>
-        <w:spacing w:after="80"/>
-        <w:ind w:left="360"/>
+        <w:widowControl/>
       </w:pPr>
       <w:r>
         <w:rPr>
-          <w:rFonts w:ascii="Calibri" w:hAnsi="Calibri" w:eastAsia="Calibri"/>
-          <w:b w:val="0"/>
-          <w:i w:val="0"/>
-          <w:sz w:val="22"/>
+          <w:sz w:val="20"/>
         </w:rPr>
-        <w:t>2. Google. “How Search works” (“Axtarış necə işləyir”).</w:t>
-      </w:r>
-      <w:r>
-        <w:rPr>
-          <w:rFonts w:ascii="Calibri" w:hAnsi="Calibri" w:eastAsia="Calibri"/>
-          <w:b w:val="0"/>
-          <w:i w:val="0"/>
-          <w:sz w:val="22"/>
-        </w:rPr>
-        <w:t xml:space="preserve"> </w:t>
+        <w:t xml:space="preserve">2. Google. 'How Search works.' </w:t>
       </w:r>
       <w:hyperlink r:id="rId11">
         <w:r>
           <w:rPr>
-            <w:rFonts w:ascii="Calibri" w:hAnsi="Calibri" w:eastAsia="Calibri"/>
-            <w:b w:val="0"/>
-            <w:i w:val="0"/>
-            <w:sz w:val="22"/>
-            <w:color w:val="0563C1"/>
-            <w:u w:val="single"/>
+            <w:sz w:val="20"/>
           </w:rPr>
           <w:t>https://www.google.com/search/howsearchworks/</w:t>
         </w:r>
       </w:hyperlink>
-    </w:p>
-    <w:p>
-      <w:pPr>
-        <w:keepNext/>
-        <w:spacing w:before="240" w:after="120"/>
-      </w:pPr>
       <w:r>
         <w:rPr>
-          <w:rFonts w:ascii="Calibri" w:hAnsi="Calibri" w:eastAsia="Calibri"/>
-          <w:b/>
-          <w:i w:val="0"/>
-          <w:color w:val="004E8C"/>
-          <w:sz w:val="24"/>
+          <w:sz w:val="20"/>
         </w:rPr>
-        <w:t>D. Muzey, arxiv və kitabxana materialları</w:t>
       </w:r>
     </w:p>
     <w:p>
       <w:pPr>
-        <w:spacing w:after="80"/>
-        <w:ind w:left="360"/>
+        <w:pStyle w:val="Heading2"/>
+        <w:widowControl/>
       </w:pPr>
       <w:r>
         <w:rPr>
-          <w:rFonts w:ascii="Calibri" w:hAnsi="Calibri" w:eastAsia="Calibri"/>
-          <w:b w:val="0"/>
-          <w:i w:val="0"/>
-          <w:sz w:val="22"/>
+          <w:sz w:val="20"/>
         </w:rPr>
-        <w:t>1. Computer History Museum. “Internet History — Search Engines” (“İnternet tarixi — axtarış sistemləri”).</w:t>
+        <w:t>D Muzey arxiv və kitabxana materialları</w:t>
       </w:r>
+    </w:p>
+    <w:p>
+      <w:pPr>
+        <w:widowControl/>
+      </w:pPr>
       <w:r>
         <w:rPr>
-          <w:rFonts w:ascii="Calibri" w:hAnsi="Calibri" w:eastAsia="Calibri"/>
-          <w:b w:val="0"/>
-          <w:i w:val="0"/>
-          <w:sz w:val="22"/>
+          <w:sz w:val="20"/>
         </w:rPr>
-        <w:t xml:space="preserve"> </w:t>
+        <w:t xml:space="preserve">1. Computer History Museum. 'Internet History — Search Engines.' </w:t>
       </w:r>
       <w:hyperlink r:id="rId12">
         <w:r>
           <w:rPr>
-            <w:rFonts w:ascii="Calibri" w:hAnsi="Calibri" w:eastAsia="Calibri"/>
-            <w:b w:val="0"/>
-            <w:i w:val="0"/>
-            <w:sz w:val="22"/>
-            <w:color w:val="0563C1"/>
-            <w:u w:val="single"/>
+            <w:sz w:val="20"/>
           </w:rPr>
           <w:t>https://www.computerhistory.org/internethistory/1990s/</w:t>
         </w:r>
       </w:hyperlink>
+      <w:r>
+        <w:rPr>
+          <w:sz w:val="20"/>
+        </w:rPr>
+      </w:r>
     </w:p>
     <w:sectPr>
-      <w:pgSz w:w="12240" w:h="15840"/>
-      <w:pgMar w:top="1296" w:right="1440" w:bottom="1296" w:left="1440" w:header="720" w:footer="720" w:gutter="0"/>
+      <w:footerReference w:type="default" r:id="rId13"/>
+      <w:pgSz w:w="11906" w:h="16838"/>
+      <w:pgMar w:top="1020" w:right="1134" w:bottom="1020" w:left="1134" w:header="720" w:footer="720" w:gutter="0"/>
       <w:cols w:space="720"/>
       <w:docGrid w:linePitch="360"/>
     </w:sectPr>
   </w:body>
 </w:document>
+</file>
+
+<file path=word/footer1.xml><?xml version="1.0" encoding="utf-8"?>
+<w:ftr xmlns:m="http://schemas.openxmlformats.org/officeDocument/2006/math" xmlns:mc="http://schemas.openxmlformats.org/markup-compatibility/2006" xmlns:mo="http://schemas.microsoft.com/office/mac/office/2008/main" xmlns:mv="urn:schemas-microsoft-com:mac:vml" xmlns:o="urn:schemas-microsoft-com:office:office" xmlns:r="http://schemas.openxmlformats.org/officeDocument/2006/relationships" xmlns:v="urn:schemas-microsoft-com:vml" xmlns:w10="urn:schemas-microsoft-com:office:word" xmlns:w14="http://schemas.microsoft.com/office/word/2010/wordml" xmlns:w="http://schemas.openxmlformats.org/wordprocessingml/2006/main" xmlns:wne="http://schemas.microsoft.com/office/word/2006/wordml" xmlns:wp14="http://schemas.microsoft.com/office/word/2010/wordprocessingDrawing" xmlns:wp="http://schemas.openxmlformats.org/drawingml/2006/wordprocessingDrawing" xmlns:wpc="http://schemas.microsoft.com/office/word/2010/wordprocessingCanvas" xmlns:wpg="http://schemas.microsoft.com/office/word/2010/wordprocessingGroup" xmlns:wpi="http://schemas.microsoft.com/office/word/2010/wordprocessingInk" xmlns:wps="http://schemas.microsoft.com/office/word/2010/wordprocessingShape" mc:Ignorable="w14 wp14">
+  <w:p>
+    <w:pPr>
+      <w:pStyle w:val="Footer"/>
+      <w:jc w:val="right"/>
+    </w:pPr>
+    <w:fldSimple w:instr="PAGE"/>
+  </w:p>
+</w:ftr>
 </file>
 
 <file path=word/numbering.xml><?xml version="1.0" encoding="utf-8"?>
@@ -757,7 +571,7 @@
   <w:docDefaults>
     <w:rPrDefault>
       <w:rPr>
-        <w:rFonts w:asciiTheme="minorHAnsi" w:eastAsiaTheme="minorEastAsia" w:hAnsiTheme="minorHAnsi" w:cstheme="minorBidi"/>
+        <w:rFonts/>
         <w:sz w:val="22"/>
         <w:szCs w:val="22"/>
         <w:lang w:val="en-US" w:eastAsia="en-US" w:bidi="ar-SA"/>
@@ -912,6 +726,15 @@
     <w:name w:val="Normal"/>
     <w:qFormat/>
     <w:rsid w:val="00FC693F"/>
+    <w:pPr>
+      <w:spacing w:after="120" w:line="259" w:lineRule="auto"/>
+    </w:pPr>
+    <w:rPr>
+      <w:rFonts w:ascii="Times New Roman" w:hAnsi="Times New Roman"/>
+      <w:color w:val="000000"/>
+      <w:sz w:val="24"/>
+      <w:lang w:val="az-Latn-AZ"/>
+    </w:rPr>
   </w:style>
   <w:style w:type="paragraph" w:styleId="Header">
     <w:name w:val="header"/>
@@ -968,16 +791,17 @@
     <w:pPr>
       <w:keepNext/>
       <w:keepLines/>
-      <w:spacing w:before="480" w:after="0"/>
+      <w:spacing w:before="480" w:after="120" w:line="259" w:lineRule="auto"/>
       <w:outlineLvl w:val="0"/>
     </w:pPr>
     <w:rPr>
-      <w:rFonts w:asciiTheme="majorHAnsi" w:eastAsiaTheme="majorEastAsia" w:hAnsiTheme="majorHAnsi" w:cstheme="majorBidi"/>
+      <w:rFonts w:ascii="Times New Roman" w:hAnsi="Times New Roman"/>
       <w:b/>
       <w:bCs/>
-      <w:color w:val="365F91" w:themeColor="accent1" w:themeShade="BF"/>
-      <w:sz w:val="28"/>
+      <w:color w:val="000000"/>
+      <w:sz w:val="26"/>
       <w:szCs w:val="28"/>
+      <w:lang w:val="az-Latn-AZ"/>
     </w:rPr>
   </w:style>
   <w:style w:type="paragraph" w:styleId="Heading2">
@@ -992,16 +816,17 @@
     <w:pPr>
       <w:keepNext/>
       <w:keepLines/>
-      <w:spacing w:before="200" w:after="0"/>
+      <w:spacing w:before="200" w:after="120" w:line="259" w:lineRule="auto"/>
       <w:outlineLvl w:val="1"/>
     </w:pPr>
     <w:rPr>
-      <w:rFonts w:asciiTheme="majorHAnsi" w:eastAsiaTheme="majorEastAsia" w:hAnsiTheme="majorHAnsi" w:cstheme="majorBidi"/>
+      <w:rFonts w:ascii="Times New Roman" w:hAnsi="Times New Roman"/>
       <w:b/>
       <w:bCs/>
-      <w:color w:val="4F81BD" w:themeColor="accent1"/>
+      <w:color w:val="000000"/>
       <w:sz w:val="26"/>
       <w:szCs w:val="26"/>
+      <w:lang w:val="az-Latn-AZ"/>
     </w:rPr>
   </w:style>
   <w:style w:type="paragraph" w:styleId="Heading3">
@@ -1020,7 +845,7 @@
       <w:outlineLvl w:val="2"/>
     </w:pPr>
     <w:rPr>
-      <w:rFonts w:asciiTheme="majorHAnsi" w:eastAsiaTheme="majorEastAsia" w:hAnsiTheme="majorHAnsi" w:cstheme="majorBidi"/>
+      <w:rFonts/>
       <w:b/>
       <w:bCs/>
       <w:color w:val="4F81BD" w:themeColor="accent1"/>
@@ -1043,7 +868,7 @@
       <w:outlineLvl w:val="3"/>
     </w:pPr>
     <w:rPr>
-      <w:rFonts w:asciiTheme="majorHAnsi" w:eastAsiaTheme="majorEastAsia" w:hAnsiTheme="majorHAnsi" w:cstheme="majorBidi"/>
+      <w:rFonts/>
       <w:b/>
       <w:bCs/>
       <w:i/>
@@ -1068,7 +893,7 @@
       <w:outlineLvl w:val="4"/>
     </w:pPr>
     <w:rPr>
-      <w:rFonts w:asciiTheme="majorHAnsi" w:eastAsiaTheme="majorEastAsia" w:hAnsiTheme="majorHAnsi" w:cstheme="majorBidi"/>
+      <w:rFonts/>
       <w:color w:val="243F60" w:themeColor="accent1" w:themeShade="7F"/>
     </w:rPr>
   </w:style>
@@ -1089,7 +914,7 @@
       <w:outlineLvl w:val="5"/>
     </w:pPr>
     <w:rPr>
-      <w:rFonts w:asciiTheme="majorHAnsi" w:eastAsiaTheme="majorEastAsia" w:hAnsiTheme="majorHAnsi" w:cstheme="majorBidi"/>
+      <w:rFonts/>
       <w:i/>
       <w:iCs/>
       <w:color w:val="243F60" w:themeColor="accent1" w:themeShade="7F"/>
@@ -1112,7 +937,7 @@
       <w:outlineLvl w:val="6"/>
     </w:pPr>
     <w:rPr>
-      <w:rFonts w:asciiTheme="majorHAnsi" w:eastAsiaTheme="majorEastAsia" w:hAnsiTheme="majorHAnsi" w:cstheme="majorBidi"/>
+      <w:rFonts/>
       <w:i/>
       <w:iCs/>
       <w:color w:val="404040" w:themeColor="text1" w:themeTint="BF"/>
@@ -1135,7 +960,7 @@
       <w:outlineLvl w:val="7"/>
     </w:pPr>
     <w:rPr>
-      <w:rFonts w:asciiTheme="majorHAnsi" w:eastAsiaTheme="majorEastAsia" w:hAnsiTheme="majorHAnsi" w:cstheme="majorBidi"/>
+      <w:rFonts/>
       <w:color w:val="4F81BD" w:themeColor="accent1"/>
       <w:sz w:val="20"/>
       <w:szCs w:val="20"/>
@@ -1158,7 +983,7 @@
       <w:outlineLvl w:val="8"/>
     </w:pPr>
     <w:rPr>
-      <w:rFonts w:asciiTheme="majorHAnsi" w:eastAsiaTheme="majorEastAsia" w:hAnsiTheme="majorHAnsi" w:cstheme="majorBidi"/>
+      <w:rFonts/>
       <w:i/>
       <w:iCs/>
       <w:color w:val="404040" w:themeColor="text1" w:themeTint="BF"/>
@@ -1209,7 +1034,7 @@
     <w:uiPriority w:val="9"/>
     <w:rsid w:val="00FC693F"/>
     <w:rPr>
-      <w:rFonts w:asciiTheme="majorHAnsi" w:eastAsiaTheme="majorEastAsia" w:hAnsiTheme="majorHAnsi" w:cstheme="majorBidi"/>
+      <w:rFonts/>
       <w:b/>
       <w:bCs/>
       <w:color w:val="365F91" w:themeColor="accent1" w:themeShade="BF"/>
@@ -1224,7 +1049,7 @@
     <w:uiPriority w:val="9"/>
     <w:rsid w:val="00FC693F"/>
     <w:rPr>
-      <w:rFonts w:asciiTheme="majorHAnsi" w:eastAsiaTheme="majorEastAsia" w:hAnsiTheme="majorHAnsi" w:cstheme="majorBidi"/>
+      <w:rFonts/>
       <w:b/>
       <w:bCs/>
       <w:color w:val="4F81BD" w:themeColor="accent1"/>
@@ -1239,7 +1064,7 @@
     <w:uiPriority w:val="9"/>
     <w:rsid w:val="00FC693F"/>
     <w:rPr>
-      <w:rFonts w:asciiTheme="majorHAnsi" w:eastAsiaTheme="majorEastAsia" w:hAnsiTheme="majorHAnsi" w:cstheme="majorBidi"/>
+      <w:rFonts/>
       <w:b/>
       <w:bCs/>
       <w:color w:val="4F81BD" w:themeColor="accent1"/>
@@ -1254,19 +1079,17 @@
     <w:qFormat/>
     <w:rsid w:val="00FC693F"/>
     <w:pPr>
-      <w:pBdr>
-        <w:bottom w:val="single" w:sz="8" w:space="4" w:color="4F81BD" w:themeColor="accent1"/>
-      </w:pBdr>
-      <w:spacing w:after="300" w:line="240" w:lineRule="auto"/>
+      <w:spacing w:after="120" w:line="259" w:lineRule="auto"/>
       <w:contextualSpacing/>
     </w:pPr>
     <w:rPr>
-      <w:rFonts w:asciiTheme="majorHAnsi" w:eastAsiaTheme="majorEastAsia" w:hAnsiTheme="majorHAnsi" w:cstheme="majorBidi"/>
-      <w:color w:val="17365D" w:themeColor="text2" w:themeShade="BF"/>
+      <w:rFonts w:ascii="Times New Roman" w:hAnsi="Times New Roman"/>
+      <w:color w:val="000000"/>
       <w:spacing w:val="5"/>
       <w:kern w:val="28"/>
-      <w:sz w:val="52"/>
+      <w:sz w:val="40"/>
       <w:szCs w:val="52"/>
+      <w:lang w:val="az-Latn-AZ"/>
     </w:rPr>
   </w:style>
   <w:style w:type="character" w:customStyle="1" w:styleId="TitleChar">
@@ -1276,7 +1099,7 @@
     <w:uiPriority w:val="10"/>
     <w:rsid w:val="00FC693F"/>
     <w:rPr>
-      <w:rFonts w:asciiTheme="majorHAnsi" w:eastAsiaTheme="majorEastAsia" w:hAnsiTheme="majorHAnsi" w:cstheme="majorBidi"/>
+      <w:rFonts/>
       <w:color w:val="17365D" w:themeColor="text2" w:themeShade="BF"/>
       <w:spacing w:val="5"/>
       <w:kern w:val="28"/>
@@ -1298,7 +1121,7 @@
       </w:numPr>
     </w:pPr>
     <w:rPr>
-      <w:rFonts w:asciiTheme="majorHAnsi" w:eastAsiaTheme="majorEastAsia" w:hAnsiTheme="majorHAnsi" w:cstheme="majorBidi"/>
+      <w:rFonts/>
       <w:i/>
       <w:iCs/>
       <w:color w:val="4F81BD" w:themeColor="accent1"/>
@@ -1314,7 +1137,7 @@
     <w:uiPriority w:val="11"/>
     <w:rsid w:val="00FC693F"/>
     <w:rPr>
-      <w:rFonts w:asciiTheme="majorHAnsi" w:eastAsiaTheme="majorEastAsia" w:hAnsiTheme="majorHAnsi" w:cstheme="majorBidi"/>
+      <w:rFonts/>
       <w:i/>
       <w:iCs/>
       <w:color w:val="4F81BD" w:themeColor="accent1"/>
@@ -1439,8 +1262,15 @@
       <w:numPr>
         <w:numId w:val="1"/>
       </w:numPr>
+      <w:spacing w:after="120" w:line="259" w:lineRule="auto"/>
       <w:contextualSpacing/>
     </w:pPr>
+    <w:rPr>
+      <w:rFonts w:ascii="Times New Roman" w:hAnsi="Times New Roman"/>
+      <w:color w:val="000000"/>
+      <w:sz w:val="24"/>
+      <w:lang w:val="az-Latn-AZ"/>
+    </w:rPr>
   </w:style>
   <w:style w:type="paragraph" w:styleId="ListBullet2">
     <w:name w:val="List Bullet 2"/>
@@ -1612,7 +1442,7 @@
     <w:semiHidden/>
     <w:rsid w:val="00FC693F"/>
     <w:rPr>
-      <w:rFonts w:asciiTheme="majorHAnsi" w:eastAsiaTheme="majorEastAsia" w:hAnsiTheme="majorHAnsi" w:cstheme="majorBidi"/>
+      <w:rFonts/>
       <w:b/>
       <w:bCs/>
       <w:i/>
@@ -1628,7 +1458,7 @@
     <w:semiHidden/>
     <w:rsid w:val="00FC693F"/>
     <w:rPr>
-      <w:rFonts w:asciiTheme="majorHAnsi" w:eastAsiaTheme="majorEastAsia" w:hAnsiTheme="majorHAnsi" w:cstheme="majorBidi"/>
+      <w:rFonts/>
       <w:color w:val="243F60" w:themeColor="accent1" w:themeShade="7F"/>
     </w:rPr>
   </w:style>
@@ -1640,7 +1470,7 @@
     <w:semiHidden/>
     <w:rsid w:val="00FC693F"/>
     <w:rPr>
-      <w:rFonts w:asciiTheme="majorHAnsi" w:eastAsiaTheme="majorEastAsia" w:hAnsiTheme="majorHAnsi" w:cstheme="majorBidi"/>
+      <w:rFonts/>
       <w:i/>
       <w:iCs/>
       <w:color w:val="243F60" w:themeColor="accent1" w:themeShade="7F"/>
@@ -1654,7 +1484,7 @@
     <w:semiHidden/>
     <w:rsid w:val="00FC693F"/>
     <w:rPr>
-      <w:rFonts w:asciiTheme="majorHAnsi" w:eastAsiaTheme="majorEastAsia" w:hAnsiTheme="majorHAnsi" w:cstheme="majorBidi"/>
+      <w:rFonts/>
       <w:i/>
       <w:iCs/>
       <w:color w:val="404040" w:themeColor="text1" w:themeTint="BF"/>
@@ -1668,7 +1498,7 @@
     <w:semiHidden/>
     <w:rsid w:val="00FC693F"/>
     <w:rPr>
-      <w:rFonts w:asciiTheme="majorHAnsi" w:eastAsiaTheme="majorEastAsia" w:hAnsiTheme="majorHAnsi" w:cstheme="majorBidi"/>
+      <w:rFonts/>
       <w:color w:val="4F81BD" w:themeColor="accent1"/>
       <w:sz w:val="20"/>
       <w:szCs w:val="20"/>
@@ -1682,7 +1512,7 @@
     <w:semiHidden/>
     <w:rsid w:val="00FC693F"/>
     <w:rPr>
-      <w:rFonts w:asciiTheme="majorHAnsi" w:eastAsiaTheme="majorEastAsia" w:hAnsiTheme="majorHAnsi" w:cstheme="majorBidi"/>
+      <w:rFonts/>
       <w:i/>
       <w:iCs/>
       <w:color w:val="404040" w:themeColor="text1" w:themeTint="BF"/>
@@ -1741,9 +1571,6 @@
     <w:qFormat/>
     <w:rsid w:val="00FC693F"/>
     <w:pPr>
-      <w:pBdr>
-        <w:bottom w:val="single" w:sz="4" w:space="4" w:color="4F81BD" w:themeColor="accent1"/>
-      </w:pBdr>
       <w:spacing w:before="200" w:after="280"/>
       <w:ind w:left="936" w:right="936"/>
     </w:pPr>
@@ -3271,7 +3098,7 @@
         <w:spacing w:before="0" w:after="0" w:line="240" w:lineRule="auto"/>
       </w:pPr>
       <w:rPr>
-        <w:rFonts w:asciiTheme="majorHAnsi" w:eastAsiaTheme="majorEastAsia" w:hAnsiTheme="majorHAnsi" w:cstheme="majorBidi"/>
+        <w:rFonts/>
         <w:b/>
         <w:bCs/>
       </w:rPr>
@@ -3292,7 +3119,7 @@
         <w:spacing w:before="0" w:after="0" w:line="240" w:lineRule="auto"/>
       </w:pPr>
       <w:rPr>
-        <w:rFonts w:asciiTheme="majorHAnsi" w:eastAsiaTheme="majorEastAsia" w:hAnsiTheme="majorHAnsi" w:cstheme="majorBidi"/>
+        <w:rFonts/>
         <w:b/>
         <w:bCs/>
       </w:rPr>
@@ -3310,14 +3137,14 @@
     </w:tblStylePr>
     <w:tblStylePr w:type="firstCol">
       <w:rPr>
-        <w:rFonts w:asciiTheme="majorHAnsi" w:eastAsiaTheme="majorEastAsia" w:hAnsiTheme="majorHAnsi" w:cstheme="majorBidi"/>
+        <w:rFonts/>
         <w:b/>
         <w:bCs/>
       </w:rPr>
     </w:tblStylePr>
     <w:tblStylePr w:type="lastCol">
       <w:rPr>
-        <w:rFonts w:asciiTheme="majorHAnsi" w:eastAsiaTheme="majorEastAsia" w:hAnsiTheme="majorHAnsi" w:cstheme="majorBidi"/>
+        <w:rFonts/>
         <w:b/>
         <w:bCs/>
       </w:rPr>
@@ -3401,7 +3228,7 @@
         <w:spacing w:before="0" w:after="0" w:line="240" w:lineRule="auto"/>
       </w:pPr>
       <w:rPr>
-        <w:rFonts w:asciiTheme="majorHAnsi" w:eastAsiaTheme="majorEastAsia" w:hAnsiTheme="majorHAnsi" w:cstheme="majorBidi"/>
+        <w:rFonts/>
         <w:b/>
         <w:bCs/>
       </w:rPr>
@@ -3422,7 +3249,7 @@
         <w:spacing w:before="0" w:after="0" w:line="240" w:lineRule="auto"/>
       </w:pPr>
       <w:rPr>
-        <w:rFonts w:asciiTheme="majorHAnsi" w:eastAsiaTheme="majorEastAsia" w:hAnsiTheme="majorHAnsi" w:cstheme="majorBidi"/>
+        <w:rFonts/>
         <w:b/>
         <w:bCs/>
       </w:rPr>
@@ -3440,14 +3267,14 @@
     </w:tblStylePr>
     <w:tblStylePr w:type="firstCol">
       <w:rPr>
-        <w:rFonts w:asciiTheme="majorHAnsi" w:eastAsiaTheme="majorEastAsia" w:hAnsiTheme="majorHAnsi" w:cstheme="majorBidi"/>
+        <w:rFonts/>
         <w:b/>
         <w:bCs/>
       </w:rPr>
     </w:tblStylePr>
     <w:tblStylePr w:type="lastCol">
       <w:rPr>
-        <w:rFonts w:asciiTheme="majorHAnsi" w:eastAsiaTheme="majorEastAsia" w:hAnsiTheme="majorHAnsi" w:cstheme="majorBidi"/>
+        <w:rFonts/>
         <w:b/>
         <w:bCs/>
       </w:rPr>
@@ -3531,7 +3358,7 @@
         <w:spacing w:before="0" w:after="0" w:line="240" w:lineRule="auto"/>
       </w:pPr>
       <w:rPr>
-        <w:rFonts w:asciiTheme="majorHAnsi" w:eastAsiaTheme="majorEastAsia" w:hAnsiTheme="majorHAnsi" w:cstheme="majorBidi"/>
+        <w:rFonts/>
         <w:b/>
         <w:bCs/>
       </w:rPr>
@@ -3552,7 +3379,7 @@
         <w:spacing w:before="0" w:after="0" w:line="240" w:lineRule="auto"/>
       </w:pPr>
       <w:rPr>
-        <w:rFonts w:asciiTheme="majorHAnsi" w:eastAsiaTheme="majorEastAsia" w:hAnsiTheme="majorHAnsi" w:cstheme="majorBidi"/>
+        <w:rFonts/>
         <w:b/>
         <w:bCs/>
       </w:rPr>
@@ -3570,14 +3397,14 @@
     </w:tblStylePr>
     <w:tblStylePr w:type="firstCol">
       <w:rPr>
-        <w:rFonts w:asciiTheme="majorHAnsi" w:eastAsiaTheme="majorEastAsia" w:hAnsiTheme="majorHAnsi" w:cstheme="majorBidi"/>
+        <w:rFonts/>
         <w:b/>
         <w:bCs/>
       </w:rPr>
     </w:tblStylePr>
     <w:tblStylePr w:type="lastCol">
       <w:rPr>
-        <w:rFonts w:asciiTheme="majorHAnsi" w:eastAsiaTheme="majorEastAsia" w:hAnsiTheme="majorHAnsi" w:cstheme="majorBidi"/>
+        <w:rFonts/>
         <w:b/>
         <w:bCs/>
       </w:rPr>
@@ -3661,7 +3488,7 @@
         <w:spacing w:before="0" w:after="0" w:line="240" w:lineRule="auto"/>
       </w:pPr>
       <w:rPr>
-        <w:rFonts w:asciiTheme="majorHAnsi" w:eastAsiaTheme="majorEastAsia" w:hAnsiTheme="majorHAnsi" w:cstheme="majorBidi"/>
+        <w:rFonts/>
         <w:b/>
         <w:bCs/>
       </w:rPr>
@@ -3682,7 +3509,7 @@
         <w:spacing w:before="0" w:after="0" w:line="240" w:lineRule="auto"/>
       </w:pPr>
       <w:rPr>
-        <w:rFonts w:asciiTheme="majorHAnsi" w:eastAsiaTheme="majorEastAsia" w:hAnsiTheme="majorHAnsi" w:cstheme="majorBidi"/>
+        <w:rFonts/>
         <w:b/>
         <w:bCs/>
       </w:rPr>
@@ -3700,14 +3527,14 @@
     </w:tblStylePr>
     <w:tblStylePr w:type="firstCol">
       <w:rPr>
-        <w:rFonts w:asciiTheme="majorHAnsi" w:eastAsiaTheme="majorEastAsia" w:hAnsiTheme="majorHAnsi" w:cstheme="majorBidi"/>
+        <w:rFonts/>
         <w:b/>
         <w:bCs/>
       </w:rPr>
     </w:tblStylePr>
     <w:tblStylePr w:type="lastCol">
       <w:rPr>
-        <w:rFonts w:asciiTheme="majorHAnsi" w:eastAsiaTheme="majorEastAsia" w:hAnsiTheme="majorHAnsi" w:cstheme="majorBidi"/>
+        <w:rFonts/>
         <w:b/>
         <w:bCs/>
       </w:rPr>
@@ -3791,7 +3618,7 @@
         <w:spacing w:before="0" w:after="0" w:line="240" w:lineRule="auto"/>
       </w:pPr>
       <w:rPr>
-        <w:rFonts w:asciiTheme="majorHAnsi" w:eastAsiaTheme="majorEastAsia" w:hAnsiTheme="majorHAnsi" w:cstheme="majorBidi"/>
+        <w:rFonts/>
         <w:b/>
         <w:bCs/>
       </w:rPr>
@@ -3812,7 +3639,7 @@
         <w:spacing w:before="0" w:after="0" w:line="240" w:lineRule="auto"/>
       </w:pPr>
       <w:rPr>
-        <w:rFonts w:asciiTheme="majorHAnsi" w:eastAsiaTheme="majorEastAsia" w:hAnsiTheme="majorHAnsi" w:cstheme="majorBidi"/>
+        <w:rFonts/>
         <w:b/>
         <w:bCs/>
       </w:rPr>
@@ -3830,14 +3657,14 @@
     </w:tblStylePr>
     <w:tblStylePr w:type="firstCol">
       <w:rPr>
-        <w:rFonts w:asciiTheme="majorHAnsi" w:eastAsiaTheme="majorEastAsia" w:hAnsiTheme="majorHAnsi" w:cstheme="majorBidi"/>
+        <w:rFonts/>
         <w:b/>
         <w:bCs/>
       </w:rPr>
     </w:tblStylePr>
     <w:tblStylePr w:type="lastCol">
       <w:rPr>
-        <w:rFonts w:asciiTheme="majorHAnsi" w:eastAsiaTheme="majorEastAsia" w:hAnsiTheme="majorHAnsi" w:cstheme="majorBidi"/>
+        <w:rFonts/>
         <w:b/>
         <w:bCs/>
       </w:rPr>
@@ -3921,7 +3748,7 @@
         <w:spacing w:before="0" w:after="0" w:line="240" w:lineRule="auto"/>
       </w:pPr>
       <w:rPr>
-        <w:rFonts w:asciiTheme="majorHAnsi" w:eastAsiaTheme="majorEastAsia" w:hAnsiTheme="majorHAnsi" w:cstheme="majorBidi"/>
+        <w:rFonts/>
         <w:b/>
         <w:bCs/>
       </w:rPr>
@@ -3942,7 +3769,7 @@
         <w:spacing w:before="0" w:after="0" w:line="240" w:lineRule="auto"/>
       </w:pPr>
       <w:rPr>
-        <w:rFonts w:asciiTheme="majorHAnsi" w:eastAsiaTheme="majorEastAsia" w:hAnsiTheme="majorHAnsi" w:cstheme="majorBidi"/>
+        <w:rFonts/>
         <w:b/>
         <w:bCs/>
       </w:rPr>
@@ -3960,14 +3787,14 @@
     </w:tblStylePr>
     <w:tblStylePr w:type="firstCol">
       <w:rPr>
-        <w:rFonts w:asciiTheme="majorHAnsi" w:eastAsiaTheme="majorEastAsia" w:hAnsiTheme="majorHAnsi" w:cstheme="majorBidi"/>
+        <w:rFonts/>
         <w:b/>
         <w:bCs/>
       </w:rPr>
     </w:tblStylePr>
     <w:tblStylePr w:type="lastCol">
       <w:rPr>
-        <w:rFonts w:asciiTheme="majorHAnsi" w:eastAsiaTheme="majorEastAsia" w:hAnsiTheme="majorHAnsi" w:cstheme="majorBidi"/>
+        <w:rFonts/>
         <w:b/>
         <w:bCs/>
       </w:rPr>
@@ -4051,7 +3878,7 @@
         <w:spacing w:before="0" w:after="0" w:line="240" w:lineRule="auto"/>
       </w:pPr>
       <w:rPr>
-        <w:rFonts w:asciiTheme="majorHAnsi" w:eastAsiaTheme="majorEastAsia" w:hAnsiTheme="majorHAnsi" w:cstheme="majorBidi"/>
+        <w:rFonts/>
         <w:b/>
         <w:bCs/>
       </w:rPr>
@@ -4072,7 +3899,7 @@
         <w:spacing w:before="0" w:after="0" w:line="240" w:lineRule="auto"/>
       </w:pPr>
       <w:rPr>
-        <w:rFonts w:asciiTheme="majorHAnsi" w:eastAsiaTheme="majorEastAsia" w:hAnsiTheme="majorHAnsi" w:cstheme="majorBidi"/>
+        <w:rFonts/>
         <w:b/>
         <w:bCs/>
       </w:rPr>
@@ -4090,14 +3917,14 @@
     </w:tblStylePr>
     <w:tblStylePr w:type="firstCol">
       <w:rPr>
-        <w:rFonts w:asciiTheme="majorHAnsi" w:eastAsiaTheme="majorEastAsia" w:hAnsiTheme="majorHAnsi" w:cstheme="majorBidi"/>
+        <w:rFonts/>
         <w:b/>
         <w:bCs/>
       </w:rPr>
     </w:tblStylePr>
     <w:tblStylePr w:type="lastCol">
       <w:rPr>
-        <w:rFonts w:asciiTheme="majorHAnsi" w:eastAsiaTheme="majorEastAsia" w:hAnsiTheme="majorHAnsi" w:cstheme="majorBidi"/>
+        <w:rFonts/>
         <w:b/>
         <w:bCs/>
       </w:rPr>
@@ -5962,7 +5789,7 @@
     </w:tblPr>
     <w:tblStylePr w:type="firstRow">
       <w:rPr>
-        <w:rFonts w:asciiTheme="majorHAnsi" w:eastAsiaTheme="majorEastAsia" w:hAnsiTheme="majorHAnsi" w:cstheme="majorBidi"/>
+        <w:rFonts/>
       </w:rPr>
       <w:tblPr/>
       <w:tcPr>
@@ -6046,7 +5873,7 @@
     </w:tblPr>
     <w:tblStylePr w:type="firstRow">
       <w:rPr>
-        <w:rFonts w:asciiTheme="majorHAnsi" w:eastAsiaTheme="majorEastAsia" w:hAnsiTheme="majorHAnsi" w:cstheme="majorBidi"/>
+        <w:rFonts/>
       </w:rPr>
       <w:tblPr/>
       <w:tcPr>
@@ -6130,7 +5957,7 @@
     </w:tblPr>
     <w:tblStylePr w:type="firstRow">
       <w:rPr>
-        <w:rFonts w:asciiTheme="majorHAnsi" w:eastAsiaTheme="majorEastAsia" w:hAnsiTheme="majorHAnsi" w:cstheme="majorBidi"/>
+        <w:rFonts/>
       </w:rPr>
       <w:tblPr/>
       <w:tcPr>
@@ -6214,7 +6041,7 @@
     </w:tblPr>
     <w:tblStylePr w:type="firstRow">
       <w:rPr>
-        <w:rFonts w:asciiTheme="majorHAnsi" w:eastAsiaTheme="majorEastAsia" w:hAnsiTheme="majorHAnsi" w:cstheme="majorBidi"/>
+        <w:rFonts/>
       </w:rPr>
       <w:tblPr/>
       <w:tcPr>
@@ -6298,7 +6125,7 @@
     </w:tblPr>
     <w:tblStylePr w:type="firstRow">
       <w:rPr>
-        <w:rFonts w:asciiTheme="majorHAnsi" w:eastAsiaTheme="majorEastAsia" w:hAnsiTheme="majorHAnsi" w:cstheme="majorBidi"/>
+        <w:rFonts/>
       </w:rPr>
       <w:tblPr/>
       <w:tcPr>
@@ -6382,7 +6209,7 @@
     </w:tblPr>
     <w:tblStylePr w:type="firstRow">
       <w:rPr>
-        <w:rFonts w:asciiTheme="majorHAnsi" w:eastAsiaTheme="majorEastAsia" w:hAnsiTheme="majorHAnsi" w:cstheme="majorBidi"/>
+        <w:rFonts/>
       </w:rPr>
       <w:tblPr/>
       <w:tcPr>
@@ -6466,7 +6293,7 @@
     </w:tblPr>
     <w:tblStylePr w:type="firstRow">
       <w:rPr>
-        <w:rFonts w:asciiTheme="majorHAnsi" w:eastAsiaTheme="majorEastAsia" w:hAnsiTheme="majorHAnsi" w:cstheme="majorBidi"/>
+        <w:rFonts/>
       </w:rPr>
       <w:tblPr/>
       <w:tcPr>
@@ -6531,7 +6358,7 @@
       <w:spacing w:after="0" w:line="240" w:lineRule="auto"/>
     </w:pPr>
     <w:rPr>
-      <w:rFonts w:asciiTheme="majorHAnsi" w:eastAsiaTheme="majorEastAsia" w:hAnsiTheme="majorHAnsi" w:cstheme="majorBidi"/>
+      <w:rFonts/>
       <w:color w:val="000000" w:themeColor="text1"/>
     </w:rPr>
     <w:tblPr>
@@ -6659,7 +6486,7 @@
       <w:spacing w:after="0" w:line="240" w:lineRule="auto"/>
     </w:pPr>
     <w:rPr>
-      <w:rFonts w:asciiTheme="majorHAnsi" w:eastAsiaTheme="majorEastAsia" w:hAnsiTheme="majorHAnsi" w:cstheme="majorBidi"/>
+      <w:rFonts/>
       <w:color w:val="000000" w:themeColor="text1"/>
     </w:rPr>
     <w:tblPr>
@@ -6787,7 +6614,7 @@
       <w:spacing w:after="0" w:line="240" w:lineRule="auto"/>
     </w:pPr>
     <w:rPr>
-      <w:rFonts w:asciiTheme="majorHAnsi" w:eastAsiaTheme="majorEastAsia" w:hAnsiTheme="majorHAnsi" w:cstheme="majorBidi"/>
+      <w:rFonts/>
       <w:color w:val="000000" w:themeColor="text1"/>
     </w:rPr>
     <w:tblPr>
@@ -6915,7 +6742,7 @@
       <w:spacing w:after="0" w:line="240" w:lineRule="auto"/>
     </w:pPr>
     <w:rPr>
-      <w:rFonts w:asciiTheme="majorHAnsi" w:eastAsiaTheme="majorEastAsia" w:hAnsiTheme="majorHAnsi" w:cstheme="majorBidi"/>
+      <w:rFonts/>
       <w:color w:val="000000" w:themeColor="text1"/>
     </w:rPr>
     <w:tblPr>
@@ -7043,7 +6870,7 @@
       <w:spacing w:after="0" w:line="240" w:lineRule="auto"/>
     </w:pPr>
     <w:rPr>
-      <w:rFonts w:asciiTheme="majorHAnsi" w:eastAsiaTheme="majorEastAsia" w:hAnsiTheme="majorHAnsi" w:cstheme="majorBidi"/>
+      <w:rFonts/>
       <w:color w:val="000000" w:themeColor="text1"/>
     </w:rPr>
     <w:tblPr>
@@ -7171,7 +6998,7 @@
       <w:spacing w:after="0" w:line="240" w:lineRule="auto"/>
     </w:pPr>
     <w:rPr>
-      <w:rFonts w:asciiTheme="majorHAnsi" w:eastAsiaTheme="majorEastAsia" w:hAnsiTheme="majorHAnsi" w:cstheme="majorBidi"/>
+      <w:rFonts/>
       <w:color w:val="000000" w:themeColor="text1"/>
     </w:rPr>
     <w:tblPr>
@@ -7299,7 +7126,7 @@
       <w:spacing w:after="0" w:line="240" w:lineRule="auto"/>
     </w:pPr>
     <w:rPr>
-      <w:rFonts w:asciiTheme="majorHAnsi" w:eastAsiaTheme="majorEastAsia" w:hAnsiTheme="majorHAnsi" w:cstheme="majorBidi"/>
+      <w:rFonts/>
       <w:color w:val="000000" w:themeColor="text1"/>
     </w:rPr>
     <w:tblPr>
@@ -7938,7 +7765,7 @@
       <w:spacing w:after="0" w:line="240" w:lineRule="auto"/>
     </w:pPr>
     <w:rPr>
-      <w:rFonts w:asciiTheme="majorHAnsi" w:eastAsiaTheme="majorEastAsia" w:hAnsiTheme="majorHAnsi" w:cstheme="majorBidi"/>
+      <w:rFonts/>
       <w:color w:val="000000" w:themeColor="text1"/>
     </w:rPr>
     <w:tblPr>
@@ -8063,7 +7890,7 @@
       <w:spacing w:after="0" w:line="240" w:lineRule="auto"/>
     </w:pPr>
     <w:rPr>
-      <w:rFonts w:asciiTheme="majorHAnsi" w:eastAsiaTheme="majorEastAsia" w:hAnsiTheme="majorHAnsi" w:cstheme="majorBidi"/>
+      <w:rFonts/>
       <w:color w:val="000000" w:themeColor="text1"/>
     </w:rPr>
     <w:tblPr>
@@ -8188,7 +8015,7 @@
       <w:spacing w:after="0" w:line="240" w:lineRule="auto"/>
     </w:pPr>
     <w:rPr>
-      <w:rFonts w:asciiTheme="majorHAnsi" w:eastAsiaTheme="majorEastAsia" w:hAnsiTheme="majorHAnsi" w:cstheme="majorBidi"/>
+      <w:rFonts/>
       <w:color w:val="000000" w:themeColor="text1"/>
     </w:rPr>
     <w:tblPr>
@@ -8313,7 +8140,7 @@
       <w:spacing w:after="0" w:line="240" w:lineRule="auto"/>
     </w:pPr>
     <w:rPr>
-      <w:rFonts w:asciiTheme="majorHAnsi" w:eastAsiaTheme="majorEastAsia" w:hAnsiTheme="majorHAnsi" w:cstheme="majorBidi"/>
+      <w:rFonts/>
       <w:color w:val="000000" w:themeColor="text1"/>
     </w:rPr>
     <w:tblPr>
@@ -8438,7 +8265,7 @@
       <w:spacing w:after="0" w:line="240" w:lineRule="auto"/>
     </w:pPr>
     <w:rPr>
-      <w:rFonts w:asciiTheme="majorHAnsi" w:eastAsiaTheme="majorEastAsia" w:hAnsiTheme="majorHAnsi" w:cstheme="majorBidi"/>
+      <w:rFonts/>
       <w:color w:val="000000" w:themeColor="text1"/>
     </w:rPr>
     <w:tblPr>
@@ -8563,7 +8390,7 @@
       <w:spacing w:after="0" w:line="240" w:lineRule="auto"/>
     </w:pPr>
     <w:rPr>
-      <w:rFonts w:asciiTheme="majorHAnsi" w:eastAsiaTheme="majorEastAsia" w:hAnsiTheme="majorHAnsi" w:cstheme="majorBidi"/>
+      <w:rFonts/>
       <w:color w:val="000000" w:themeColor="text1"/>
     </w:rPr>
     <w:tblPr>
@@ -8688,7 +8515,7 @@
       <w:spacing w:after="0" w:line="240" w:lineRule="auto"/>
     </w:pPr>
     <w:rPr>
-      <w:rFonts w:asciiTheme="majorHAnsi" w:eastAsiaTheme="majorEastAsia" w:hAnsiTheme="majorHAnsi" w:cstheme="majorBidi"/>
+      <w:rFonts/>
       <w:color w:val="000000" w:themeColor="text1"/>
     </w:rPr>
     <w:tblPr>

--- a/az/discovery-articles/6.9 Axtarış sistemləri.docx
+++ b/az/discovery-articles/6.9 Axtarış sistemləri.docx
@@ -120,7 +120,7 @@
         <w:widowControl/>
       </w:pPr>
       <w:r>
-        <w:t>Kim kəşf edib və ya yaradıb</w:t>
+        <w:t xml:space="preserve">Kim yaradıb</w:t>
       </w:r>
     </w:p>
     <w:p>
@@ -217,7 +217,7 @@
         <w:rPr>
           <w:sz w:val="20"/>
         </w:rPr>
-        <w:t>B Rəy verilmiş məqalələr və orijinal elmi işlər</w:t>
+        <w:t>Rəy verilmiş məqalələr və orijinal elmi işlər</w:t>
       </w:r>
     </w:p>
     <w:p>
@@ -253,7 +253,7 @@
         <w:rPr>
           <w:sz w:val="20"/>
         </w:rPr>
-        <w:t>C Qurumların materialları və ensiklopedik mənbələr</w:t>
+        <w:t>Qurumların materialları və ensiklopedik mənbələr</w:t>
       </w:r>
     </w:p>
     <w:p>
@@ -313,7 +313,7 @@
         <w:rPr>
           <w:sz w:val="20"/>
         </w:rPr>
-        <w:t>D Muzey arxiv və kitabxana materialları</w:t>
+        <w:t>Muzey arxiv və kitabxana materialları</w:t>
       </w:r>
     </w:p>
     <w:p>
